--- a/data/cvs/cv_148_A_Team_Senior_Independent_Software_Developer___.docx
+++ b/data/cvs/cv_148_A_Team_Senior_Independent_Software_Developer___.docx
@@ -86,7 +86,7 @@
         <w:rPr>
           <w:sz w:val="20"/>
         </w:rPr>
-        <w:t>Full Stack Developer with a focus on AI-powered solutions, currently building production systems at Copy Cat Group. I work across the stack, from Python backends and REST APIs to React frontends, with experience in both U.S. and Kenyan tech companies. My recent work includes integrating SAP APIs with internal systems, designing system architecture, and building an AI-driven tender scraping pipeline. I excel in full-stack development, API integration, and AI engineering, with a track record of delivering high-quality, scalable solutions.</w:t>
+        <w:t>Senior Software Developer with a strong background in full-stack development and AI engineering. I excel at building end-to-end solutions, from Python backends and REST APIs to React frontends, with a focus on scalability and usability. My recent work includes integrating AI-driven automation, such as an SAP API integration and an AI-powered tender scraping pipeline, demonstrating my ability to innovate and deliver complex systems. I have a proven track record of success in both enterprise and startup environments, with a portfolio showcasing my technical skills, problem-solving abilities, and commitment to software craftsmanship.</w:t>
       </w:r>
     </w:p>
     <w:p>
@@ -209,7 +209,7 @@
         <w:rPr>
           <w:sz w:val="20"/>
         </w:rPr>
-        <w:t>n8n, Playwright, APScheduler, Web Scraping, REST APIs</w:t>
+        <w:t>n8n, Playwright, APScheduler, Web Scraping, REST APIs, Git, GitHub, Postman, VS Code, Jira, Trello, Slack, HubSpot, Figma, Docker</w:t>
       </w:r>
     </w:p>
     <w:p>
@@ -227,7 +227,7 @@
         <w:rPr>
           <w:sz w:val="20"/>
         </w:rPr>
-        <w:t>Oracle Cloud, Google Cloud Platform, Git, CI/CD, Docker</w:t>
+        <w:t>Oracle Cloud, Google Cloud Platform, CI/CD, Git-based Workflows</w:t>
       </w:r>
     </w:p>
     <w:p>
@@ -245,7 +245,7 @@
         <w:rPr>
           <w:sz w:val="20"/>
         </w:rPr>
-        <w:t>software development, software engineering, independent contracting, high-impact projects, startups, enterprise software, small teams, collaboration, autonomy, web development, mobile development, cloud computing, DevOps, Agile</w:t>
+        <w:t>Senior Developer, Independent Software Developer, Software Builder, Software Engineering, Project Scoping, Strategy Development, Execution, Client Guidance, Collaboration, Teamwork, Autonomy, Product Innovation</w:t>
       </w:r>
     </w:p>
     <w:p>
@@ -263,7 +263,7 @@
         <w:rPr>
           <w:sz w:val="20"/>
         </w:rPr>
-        <w:t>Scrum, project management, client communication, problem-solving, critical thinking, attention to detail, leadership, mentorship, technical documentation, version control (Git), testing and debugging, database management, security practices, performance optimization</w:t>
+        <w:t>Problem Solving, Software Architecture, Technical Consulting, Enterprise Software, Startup Software, Software Solutions, Technical Portfolio, Contract Work, Independent Work, Senior-level Experience, Product Strategy, Project Execution, Elite Team Environments</w:t>
       </w:r>
     </w:p>
     <w:p>
@@ -313,7 +313,7 @@
         <w:rPr>
           <w:sz w:val="20"/>
         </w:rPr>
-        <w:t>Integrating SAP APIs with an internal Credit Control System for automated OA and IT processes.</w:t>
+        <w:t>Integrating SAP APIs with an internal Credit Control System, creating an automated solution for OA and IT business units.</w:t>
       </w:r>
     </w:p>
     <w:p>
@@ -325,7 +325,7 @@
         <w:rPr>
           <w:sz w:val="20"/>
         </w:rPr>
-        <w:t>Designing and documenting system architecture, including Application, Data, Integration, and Security layers.</w:t>
+        <w:t>Authoring comprehensive System Design Documents (SDDs) for Application, Data, Integration, and Security Architecture, meeting Innovation Team standards.</w:t>
       </w:r>
     </w:p>
     <w:p>
@@ -337,19 +337,7 @@
         <w:rPr>
           <w:sz w:val="20"/>
         </w:rPr>
-        <w:t>Building an AI-powered tender scraping pipeline to automate tender discovery and processing.</w:t>
-      </w:r>
-    </w:p>
-    <w:p>
-      <w:pPr>
-        <w:pStyle w:val="ListBullet"/>
-        <w:spacing w:before="0" w:after="20"/>
-      </w:pPr>
-      <w:r>
-        <w:rPr>
-          <w:sz w:val="20"/>
-        </w:rPr>
-        <w:t>Developing full-stack applications with Python backends, REST APIs, and React frontends.</w:t>
+        <w:t>Designing and implementing an AI-powered tender scraping pipeline, automating tender discovery and processing for business growth.</w:t>
       </w:r>
     </w:p>
     <w:p>
@@ -384,7 +372,7 @@
         <w:rPr>
           <w:sz w:val="20"/>
         </w:rPr>
-        <w:t>Generating difference-based captions for multimodal datasets to train AI models.</w:t>
+        <w:t>Generating difference-based captions for multimodal datasets, improving model accuracy through detailed annotations.</w:t>
       </w:r>
     </w:p>
     <w:p>
@@ -419,7 +407,7 @@
         <w:rPr>
           <w:sz w:val="20"/>
         </w:rPr>
-        <w:t>Building full-stack solutions with UI components, optimised APIs, and CMS-based websites.</w:t>
+        <w:t>Building full-stack solutions for diverse clients, including UI components, optimised APIs, and CMS-based websites.</w:t>
       </w:r>
     </w:p>
     <w:p>
@@ -454,7 +442,7 @@
         <w:rPr>
           <w:sz w:val="20"/>
         </w:rPr>
-        <w:t>Performing intent detection, slot tagging, and utterance verification for health and agriculture AI systems.</w:t>
+        <w:t>Performing intent detection and utterance verification for health and agriculture AI systems, ensuring high-quality training data.</w:t>
       </w:r>
     </w:p>
     <w:p>
